--- a/Volume 1/Chapter 07 - Networking Basics/SPA_Vol1_Ch7_Lesson7_11a_UDP_Sockets_EXTENDED.docx
+++ b/Volume 1/Chapter 07 - Networking Basics/SPA_Vol1_Ch7_Lesson7_11a_UDP_Sockets_EXTENDED.docx
@@ -1023,7 +1023,7 @@
         <w:keepNext/>
       </w:pPr>
       <w:r>
-        <w:t>Save each file from this lesson into the matching path in the project layout. As in Chapter 1, notepad .\rust\Cargo.toml creates and opens one: choose Yes, type the file, save it with Ctrl+S, and close Notepad. Then install forge-std, Foundry's standard library, into the Solidity project, as in every Solidity lesson. Linux Assembly runs in WSL or on a Linux computer. Remember, Terminal 1 runs a server, and Terminal 2, a second PowerShell window in the same lesson-7.11-extended folder, runs the client.</w:t>
+        <w:t>Next, let the tools create the Rust and Solidity projects, as in Lesson 7.1a. Remember, cargo init .\rust writes Cargo.toml, with a starter program, src\main.rs; this lesson's programs live in src\bin, so Remove-Item deletes the starter. Remember, forge init makes the Solidity project: --empty leaves out forge's example contracts, and --force lets it fill the solidity folder, which already holds the empty folders made above.</w:t>
       </w:r>
     </w:p>
     <w:p>
@@ -1037,6 +1037,117 @@
         <w:keepNext/>
       </w:pPr>
       <w:r>
+        <w:t>cargo init .\rust --name udp_sockets --vcs none</w:t>
+      </w:r>
+    </w:p>
+    <w:p>
+      <w:pPr>
+        <w:pStyle w:val="CommandBlock"/>
+        <w:keepNext/>
+      </w:pPr>
+      <w:r>
+        <w:t>Remove-Item .\rust\src\main.rs</w:t>
+      </w:r>
+    </w:p>
+    <w:p>
+      <w:pPr>
+        <w:pStyle w:val="CommandBlock"/>
+      </w:pPr>
+      <w:r>
+        <w:t>forge init .\solidity --empty --no-git --offline --force</w:t>
+      </w:r>
+    </w:p>
+    <w:p>
+      <w:pPr>
+        <w:keepNext/>
+      </w:pPr>
+    </w:p>
+    <w:p>
+      <w:r>
+        <w:t>Then type the Solidity project's settings over the foundry.toml that forge init wrote. foundry.toml is Lesson 7.1a's: the scripts live in script/ and forge-std in lib/. notepad .\solidity\foundry.toml opens the file: replace its text with the file below, save it with Ctrl+S, and close Notepad.</w:t>
+      </w:r>
+    </w:p>
+    <w:p>
+      <w:pPr>
+        <w:keepNext/>
+      </w:pPr>
+    </w:p>
+    <w:p>
+      <w:pPr>
+        <w:pStyle w:val="Heading3"/>
+      </w:pPr>
+      <w:r>
+        <w:t>solidity/foundry.toml</w:t>
+      </w:r>
+    </w:p>
+    <w:p>
+      <w:pPr>
+        <w:pStyle w:val="SourceCode"/>
+        <w:keepNext/>
+      </w:pPr>
+      <w:r>
+        <w:t>[profile.default]</w:t>
+      </w:r>
+    </w:p>
+    <w:p>
+      <w:pPr>
+        <w:pStyle w:val="SourceCode"/>
+        <w:keepNext/>
+      </w:pPr>
+      <w:r>
+        <w:t># The scripts in script/ are the only Solidity sources in this project.</w:t>
+      </w:r>
+    </w:p>
+    <w:p>
+      <w:pPr>
+        <w:pStyle w:val="SourceCode"/>
+        <w:keepNext/>
+      </w:pPr>
+      <w:r>
+        <w:t>src = "script"</w:t>
+      </w:r>
+    </w:p>
+    <w:p>
+      <w:pPr>
+        <w:pStyle w:val="SourceCode"/>
+        <w:keepNext/>
+      </w:pPr>
+      <w:r>
+        <w:t># forge install puts forge-std in lib/.</w:t>
+      </w:r>
+    </w:p>
+    <w:p>
+      <w:pPr>
+        <w:pStyle w:val="SourceCode"/>
+      </w:pPr>
+      <w:r>
+        <w:t>libs = ["lib"]</w:t>
+      </w:r>
+    </w:p>
+    <w:p>
+      <w:pPr>
+        <w:keepNext/>
+      </w:pPr>
+    </w:p>
+    <w:p>
+      <w:pPr>
+        <w:keepNext/>
+      </w:pPr>
+      <w:r>
+        <w:t>Then install forge-std, Foundry's standard library, into the Solidity project, as in every Solidity lesson. Linux Assembly runs in WSL or on a Linux computer. Remember, Terminal 1 runs a server, and Terminal 2, a second PowerShell window in the same lesson-7.11-extended folder, runs the client.</w:t>
+      </w:r>
+    </w:p>
+    <w:p>
+      <w:pPr>
+        <w:keepNext/>
+      </w:pPr>
+    </w:p>
+    <w:p>
+      <w:pPr>
+        <w:pStyle w:val="CommandBlock"/>
+        <w:keepNext/>
+      </w:pPr>
+      <w:r>
         <w:t>Push-Location .\solidity</w:t>
       </w:r>
     </w:p>
@@ -1063,6 +1174,16 @@
       </w:pPr>
     </w:p>
     <w:p>
+      <w:r>
+        <w:t>You save each source file in its language's section below, as each is shown. As in Chapter 1, notepad .\rust\src\bin\basic_echo_server.rs creates and opens one: choose Yes, type the file, save it with Ctrl+S, and close Notepad.</w:t>
+      </w:r>
+    </w:p>
+    <w:p>
+      <w:pPr>
+        <w:keepNext/>
+      </w:pPr>
+    </w:p>
+    <w:p>
       <w:pPr>
         <w:keepNext/>
       </w:pPr>
@@ -1124,7 +1245,7 @@
         <w:keepNext/>
       </w:pPr>
       <w:r>
-        <w:t>Save each file from this lesson into the matching path in the project layout. As in Chapter 1, nano ./rust/Cargo.toml creates and opens one: type the file, then save and close it with Ctrl+O, Enter, then Ctrl+X. Then install forge-std.</w:t>
+        <w:t>Then create the Rust and Solidity projects with the same commands as on Windows; rm deletes the starter main.rs.</w:t>
       </w:r>
     </w:p>
     <w:p>
@@ -1135,6 +1256,50 @@
     <w:p>
       <w:pPr>
         <w:pStyle w:val="CommandBlock"/>
+        <w:keepNext/>
+      </w:pPr>
+      <w:r>
+        <w:t>cargo init ./rust --name udp_sockets --vcs none</w:t>
+      </w:r>
+    </w:p>
+    <w:p>
+      <w:pPr>
+        <w:pStyle w:val="CommandBlock"/>
+        <w:keepNext/>
+      </w:pPr>
+      <w:r>
+        <w:t>rm ./rust/src/main.rs</w:t>
+      </w:r>
+    </w:p>
+    <w:p>
+      <w:pPr>
+        <w:pStyle w:val="CommandBlock"/>
+      </w:pPr>
+      <w:r>
+        <w:t>forge init ./solidity --empty --no-git --offline --force</w:t>
+      </w:r>
+    </w:p>
+    <w:p>
+      <w:pPr>
+        <w:keepNext/>
+      </w:pPr>
+    </w:p>
+    <w:p>
+      <w:pPr>
+        <w:keepNext/>
+      </w:pPr>
+      <w:r>
+        <w:t>Type solidity/foundry.toml exactly as shown in the Windows setup, over the file forge init wrote. Then install forge-std.</w:t>
+      </w:r>
+    </w:p>
+    <w:p>
+      <w:pPr>
+        <w:keepNext/>
+      </w:pPr>
+    </w:p>
+    <w:p>
+      <w:pPr>
+        <w:pStyle w:val="CommandBlock"/>
       </w:pPr>
       <w:r>
         <w:t>(cd ./solidity &amp;&amp; forge install foundry-rs/forge-std@v1.16.2 --no-git)</w:t>
@@ -1146,6 +1311,16 @@
       </w:pPr>
     </w:p>
     <w:p>
+      <w:r>
+        <w:t>You save each source file in its language's section below, as each is shown. As in Chapter 1, nano ./rust/src/bin/basic_echo_server.rs creates and opens one: type the file, then save and close it with Ctrl+O, Enter, then Ctrl+X.</w:t>
+      </w:r>
+    </w:p>
+    <w:p>
+      <w:pPr>
+        <w:keepNext/>
+      </w:pPr>
+    </w:p>
+    <w:p>
       <w:pPr>
         <w:keepNext/>
       </w:pPr>
@@ -22645,7 +22820,7 @@
     </w:p>
     <w:p>
       <w:r>
-        <w:t>Cargo.toml names this lesson's package, udp_sockets, with edition 2024, and lists no crates. foundry.toml is Lesson 7.1a's: the scripts live in script/ and forge-std in lib/.</w:t>
+        <w:t>This is the file the setup commands wrote, shown here so you can check yours. Cargo.toml names this lesson's package, udp_sockets, with edition 2024, and lists no crates. cargo init does not write the comment lines, which are this lesson's notes about the file; the blank lines may differ.</w:t>
       </w:r>
     </w:p>
     <w:p>
@@ -22741,68 +22916,6 @@
       </w:pPr>
       <w:r>
         <w:t>[dependencies]</w:t>
-      </w:r>
-    </w:p>
-    <w:p>
-      <w:pPr>
-        <w:keepNext/>
-      </w:pPr>
-    </w:p>
-    <w:p>
-      <w:pPr>
-        <w:keepNext/>
-      </w:pPr>
-    </w:p>
-    <w:p>
-      <w:pPr>
-        <w:pStyle w:val="Heading2"/>
-      </w:pPr>
-      <w:r>
-        <w:t>solidity/foundry.toml</w:t>
-      </w:r>
-    </w:p>
-    <w:p>
-      <w:pPr>
-        <w:pStyle w:val="SourceCode"/>
-        <w:keepNext/>
-      </w:pPr>
-      <w:r>
-        <w:t>[profile.default]</w:t>
-      </w:r>
-    </w:p>
-    <w:p>
-      <w:pPr>
-        <w:pStyle w:val="SourceCode"/>
-        <w:keepNext/>
-      </w:pPr>
-      <w:r>
-        <w:t># The scripts in script/ are the only Solidity sources in this project.</w:t>
-      </w:r>
-    </w:p>
-    <w:p>
-      <w:pPr>
-        <w:pStyle w:val="SourceCode"/>
-        <w:keepNext/>
-      </w:pPr>
-      <w:r>
-        <w:t>src = "script"</w:t>
-      </w:r>
-    </w:p>
-    <w:p>
-      <w:pPr>
-        <w:pStyle w:val="SourceCode"/>
-        <w:keepNext/>
-      </w:pPr>
-      <w:r>
-        <w:t># forge install puts forge-std in lib/.</w:t>
-      </w:r>
-    </w:p>
-    <w:p>
-      <w:pPr>
-        <w:pStyle w:val="SourceCode"/>
-      </w:pPr>
-      <w:r>
-        <w:t>libs = ["lib"]</w:t>
       </w:r>
     </w:p>
     <w:p>
@@ -24074,31 +24187,31 @@
       </w:rPr>
     </w:lvl>
   </w:abstractNum>
-  <w:num w:numId="1" w16cid:durableId="1295211978">
+  <w:num w:numId="1" w16cid:durableId="767698881">
     <w:abstractNumId w:val="8"/>
   </w:num>
-  <w:num w:numId="2" w16cid:durableId="2091196399">
+  <w:num w:numId="2" w16cid:durableId="2146578793">
     <w:abstractNumId w:val="6"/>
   </w:num>
-  <w:num w:numId="3" w16cid:durableId="91827271">
+  <w:num w:numId="3" w16cid:durableId="1719740018">
     <w:abstractNumId w:val="5"/>
   </w:num>
-  <w:num w:numId="4" w16cid:durableId="979000164">
+  <w:num w:numId="4" w16cid:durableId="1969362226">
     <w:abstractNumId w:val="4"/>
   </w:num>
-  <w:num w:numId="5" w16cid:durableId="111246462">
+  <w:num w:numId="5" w16cid:durableId="1732313571">
     <w:abstractNumId w:val="7"/>
   </w:num>
-  <w:num w:numId="6" w16cid:durableId="97531809">
+  <w:num w:numId="6" w16cid:durableId="1436290486">
     <w:abstractNumId w:val="3"/>
   </w:num>
-  <w:num w:numId="7" w16cid:durableId="1824854597">
+  <w:num w:numId="7" w16cid:durableId="293755074">
     <w:abstractNumId w:val="2"/>
   </w:num>
-  <w:num w:numId="8" w16cid:durableId="1912734708">
+  <w:num w:numId="8" w16cid:durableId="1515417440">
     <w:abstractNumId w:val="1"/>
   </w:num>
-  <w:num w:numId="9" w16cid:durableId="846283969">
+  <w:num w:numId="9" w16cid:durableId="120265929">
     <w:abstractNumId w:val="0"/>
   </w:num>
 </w:numbering>

--- a/Volume 1/Chapter 07 - Networking Basics/SPA_Vol1_Ch7_Lesson7_11a_UDP_Sockets_EXTENDED.docx
+++ b/Volume 1/Chapter 07 - Networking Basics/SPA_Vol1_Ch7_Lesson7_11a_UDP_Sockets_EXTENDED.docx
@@ -354,6 +354,7 @@
         <w:pStyle w:val="ListBullet"/>
       </w:pPr>
       <w:r>
+        <w:lastRenderedPageBreak/>
         <w:t>recv_from gives the byte count and the sender's endpoint, and send_to sends one datagram to an endpoint; after connect, recv and send need no endpoint. set_read_timeout gives every receive the 3000-millisecond limit.</w:t>
       </w:r>
     </w:p>
@@ -809,6 +810,7 @@
         <w:pStyle w:val="CommandBlock"/>
       </w:pPr>
       <w:r>
+        <w:lastRenderedPageBreak/>
         <w:t xml:space="preserve">  erlang/echo_client.erl</w:t>
       </w:r>
     </w:p>
@@ -1086,7 +1088,7 @@
         <w:keepNext/>
       </w:pPr>
       <w:r>
-        <w:t>[profile.default]</w:t>
+        <w:t>[profile.default]  # Remember, the settings forge uses by default.</w:t>
       </w:r>
     </w:p>
     <w:p>
@@ -5386,7 +5388,6 @@
     <w:p>
       <w:pPr>
         <w:pStyle w:val="SourceCode"/>
-        <w:keepNext/>
       </w:pPr>
       <w:r>
         <w:t xml:space="preserve">    mov eax, 1</w:t>
@@ -5395,7 +5396,6 @@
     <w:p>
       <w:pPr>
         <w:pStyle w:val="SourceCode"/>
-        <w:keepNext/>
       </w:pPr>
       <w:r>
         <w:t xml:space="preserve">    pop rbx</w:t>
@@ -5404,6 +5404,7 @@
     <w:p>
       <w:pPr>
         <w:pStyle w:val="SourceCode"/>
+        <w:keepNext/>
       </w:pPr>
       <w:r>
         <w:t xml:space="preserve">    ret</w:t>
@@ -5411,6 +5412,23 @@
     </w:p>
     <w:p>
       <w:pPr>
+        <w:pStyle w:val="SourceCode"/>
+        <w:keepNext/>
+      </w:pPr>
+      <w:r>
+        <w:t>; Remember, this marks the stack as not executable, as Linux linkers expect.</w:t>
+      </w:r>
+    </w:p>
+    <w:p>
+      <w:pPr>
+        <w:pStyle w:val="SourceCode"/>
+      </w:pPr>
+      <w:r>
+        <w:t>section .note.GNU-stack noalloc noexec nowrite progbits</w:t>
+      </w:r>
+    </w:p>
+    <w:p>
+      <w:pPr>
         <w:keepNext/>
       </w:pPr>
     </w:p>
@@ -6285,7 +6303,6 @@
     <w:p>
       <w:pPr>
         <w:pStyle w:val="SourceCode"/>
-        <w:keepNext/>
       </w:pPr>
       <w:r>
         <w:t xml:space="preserve">    mov eax, 1</w:t>
@@ -6294,7 +6311,6 @@
     <w:p>
       <w:pPr>
         <w:pStyle w:val="SourceCode"/>
-        <w:keepNext/>
       </w:pPr>
       <w:r>
         <w:t xml:space="preserve">    pop rbx</w:t>
@@ -6303,6 +6319,7 @@
     <w:p>
       <w:pPr>
         <w:pStyle w:val="SourceCode"/>
+        <w:keepNext/>
       </w:pPr>
       <w:r>
         <w:t xml:space="preserve">    ret</w:t>
@@ -6310,6 +6327,23 @@
     </w:p>
     <w:p>
       <w:pPr>
+        <w:pStyle w:val="SourceCode"/>
+        <w:keepNext/>
+      </w:pPr>
+      <w:r>
+        <w:t>; Remember, this marks the stack as not executable, as Linux linkers expect.</w:t>
+      </w:r>
+    </w:p>
+    <w:p>
+      <w:pPr>
+        <w:pStyle w:val="SourceCode"/>
+      </w:pPr>
+      <w:r>
+        <w:t>section .note.GNU-stack noalloc noexec nowrite progbits</w:t>
+      </w:r>
+    </w:p>
+    <w:p>
+      <w:pPr>
         <w:keepNext/>
       </w:pPr>
     </w:p>
@@ -12883,7 +12917,6 @@
     <w:p>
       <w:pPr>
         <w:pStyle w:val="SourceCode"/>
-        <w:keepNext/>
       </w:pPr>
       <w:r>
         <w:t xml:space="preserve">    mov eax, 1</w:t>
@@ -12892,7 +12925,6 @@
     <w:p>
       <w:pPr>
         <w:pStyle w:val="SourceCode"/>
-        <w:keepNext/>
       </w:pPr>
       <w:r>
         <w:t xml:space="preserve">    pop rbx</w:t>
@@ -12901,6 +12933,7 @@
     <w:p>
       <w:pPr>
         <w:pStyle w:val="SourceCode"/>
+        <w:keepNext/>
       </w:pPr>
       <w:r>
         <w:t xml:space="preserve">    ret</w:t>
@@ -12908,6 +12941,23 @@
     </w:p>
     <w:p>
       <w:pPr>
+        <w:pStyle w:val="SourceCode"/>
+        <w:keepNext/>
+      </w:pPr>
+      <w:r>
+        <w:t>; Remember, this marks the stack as not executable, as Linux linkers expect.</w:t>
+      </w:r>
+    </w:p>
+    <w:p>
+      <w:pPr>
+        <w:pStyle w:val="SourceCode"/>
+      </w:pPr>
+      <w:r>
+        <w:t>section .note.GNU-stack noalloc noexec nowrite progbits</w:t>
+      </w:r>
+    </w:p>
+    <w:p>
+      <w:pPr>
         <w:keepNext/>
       </w:pPr>
     </w:p>
@@ -15271,7 +15321,6 @@
     <w:p>
       <w:pPr>
         <w:pStyle w:val="SourceCode"/>
-        <w:keepNext/>
       </w:pPr>
       <w:r>
         <w:t xml:space="preserve">    pop r12</w:t>
@@ -15280,7 +15329,6 @@
     <w:p>
       <w:pPr>
         <w:pStyle w:val="SourceCode"/>
-        <w:keepNext/>
       </w:pPr>
       <w:r>
         <w:t xml:space="preserve">    pop rbx</w:t>
@@ -15289,6 +15337,7 @@
     <w:p>
       <w:pPr>
         <w:pStyle w:val="SourceCode"/>
+        <w:keepNext/>
       </w:pPr>
       <w:r>
         <w:t xml:space="preserve">    ret</w:t>
@@ -15296,6 +15345,23 @@
     </w:p>
     <w:p>
       <w:pPr>
+        <w:pStyle w:val="SourceCode"/>
+        <w:keepNext/>
+      </w:pPr>
+      <w:r>
+        <w:t>; Remember, this marks the stack as not executable, as Linux linkers expect.</w:t>
+      </w:r>
+    </w:p>
+    <w:p>
+      <w:pPr>
+        <w:pStyle w:val="SourceCode"/>
+      </w:pPr>
+      <w:r>
+        <w:t>section .note.GNU-stack noalloc noexec nowrite progbits</w:t>
+      </w:r>
+    </w:p>
+    <w:p>
+      <w:pPr>
         <w:keepNext/>
       </w:pPr>
     </w:p>
@@ -23670,6 +23736,14 @@
       </w:pPr>
       <w:r>
         <w:t>Solidity has no datagrams to lose, so its Challenge does not apply.</w:t>
+      </w:r>
+    </w:p>
+    <w:p>
+      <w:pPr>
+        <w:pStyle w:val="ListBullet"/>
+      </w:pPr>
+      <w:r>
+        <w:t>Update the comments the change makes stale: in Assembly, serve_datagram's and exchange_datagram's headers name their registers and frames, which the change adds to.</w:t>
       </w:r>
     </w:p>
     <w:p>
@@ -24187,31 +24261,31 @@
       </w:rPr>
     </w:lvl>
   </w:abstractNum>
-  <w:num w:numId="1" w16cid:durableId="767698881">
+  <w:num w:numId="1" w16cid:durableId="553658474">
     <w:abstractNumId w:val="8"/>
   </w:num>
-  <w:num w:numId="2" w16cid:durableId="2146578793">
+  <w:num w:numId="2" w16cid:durableId="179852320">
     <w:abstractNumId w:val="6"/>
   </w:num>
-  <w:num w:numId="3" w16cid:durableId="1719740018">
+  <w:num w:numId="3" w16cid:durableId="1472943122">
     <w:abstractNumId w:val="5"/>
   </w:num>
-  <w:num w:numId="4" w16cid:durableId="1969362226">
+  <w:num w:numId="4" w16cid:durableId="270206419">
     <w:abstractNumId w:val="4"/>
   </w:num>
-  <w:num w:numId="5" w16cid:durableId="1732313571">
+  <w:num w:numId="5" w16cid:durableId="905066714">
     <w:abstractNumId w:val="7"/>
   </w:num>
-  <w:num w:numId="6" w16cid:durableId="1436290486">
+  <w:num w:numId="6" w16cid:durableId="757485237">
     <w:abstractNumId w:val="3"/>
   </w:num>
-  <w:num w:numId="7" w16cid:durableId="293755074">
+  <w:num w:numId="7" w16cid:durableId="791902531">
     <w:abstractNumId w:val="2"/>
   </w:num>
-  <w:num w:numId="8" w16cid:durableId="1515417440">
+  <w:num w:numId="8" w16cid:durableId="1898976256">
     <w:abstractNumId w:val="1"/>
   </w:num>
-  <w:num w:numId="9" w16cid:durableId="120265929">
+  <w:num w:numId="9" w16cid:durableId="1669937330">
     <w:abstractNumId w:val="0"/>
   </w:num>
 </w:numbering>
